--- a/data/tnx_correlation_bottom_line.docx
+++ b/data/tnx_correlation_bottom_line.docx
@@ -4,7 +4,7 @@
   <w:body>
     <w:p>
       <w:r>
-        <w:t>Rates correlations: Over the last 30 trading days, all major equity indices and sectors are trading with clear negative sensitivity to 10-year yields, with the Russell 2000 and Financials showing the tightest equity linkage to rate moves. The Russell 2000’s correlation has become more negative versus its 90-day read, while the Nasdaq 100 remains less rate-sensitive than broader equities. Utilities still lean negatively to yields, but their 30-day correlation has eased compared with the more rate‑heavy 15-day window. Overall, rate sensitivity is spread across risk assets rather than concentrated in a single equity sector or index.</w:t>
+        <w:t>Rates correlations: Over the last 30 trading days, US equities have generally moved opposite to 10-year yields, with the Russell 2000 and Financials showing the clearest negative linkage, indicating that higher rates have tended to pressure cyclicals and smaller caps more than the broad market. The S&amp;P 500 and Utilities also show moderate inverse sensitivity to yields, while the Nasdaq 100 is less tightly tied but still leans negatively. Compared with the 90-day window, rate sensitivity has stayed elevated for small caps but eased somewhat for growth-heavy tech, suggesting that recent rate moves have been more tightly reflected in domestically focused and rate-exposed sectors than in large-cap tech.</w:t>
       </w:r>
     </w:p>
     <w:sectPr>

--- a/data/tnx_correlation_bottom_line.docx
+++ b/data/tnx_correlation_bottom_line.docx
@@ -4,7 +4,7 @@
   <w:body>
     <w:p>
       <w:r>
-        <w:t>Rates correlations: Over the last 30 trading days, US equities have generally moved opposite to 10-year yields, with the Russell 2000 and Financials showing the clearest negative linkage, indicating that higher rates have tended to pressure cyclicals and smaller caps more than the broad market. The S&amp;P 500 and Utilities also show moderate inverse sensitivity to yields, while the Nasdaq 100 is less tightly tied but still leans negatively. Compared with the 90-day window, rate sensitivity has stayed elevated for small caps but eased somewhat for growth-heavy tech, suggesting that recent rate moves have been more tightly reflected in domestically focused and rate-exposed sectors than in large-cap tech.</w:t>
+        <w:t>Rates correlations: Over the last 30 trading days, all major equity indexes have moved inversely with 10-year yields, with the Russell 2000 showing the strongest equity-rate linkage and thus the most pronounced rate sensitivity among the equity benchmarks. The S&amp;P 500 and Nasdaq 100 show moderate negative correlations, indicating that rising yields have tended to coincide with weaker large-cap and growth performance, but less so than for small caps. Sector-wise, Financials and Utilities are both negatively tied to yields as well, suggesting that recent rate moves have not provided the typical support to banks and have remained a clear headwind for defensive yield-oriented stocks.</w:t>
       </w:r>
     </w:p>
     <w:sectPr>

--- a/data/tnx_correlation_bottom_line.docx
+++ b/data/tnx_correlation_bottom_line.docx
@@ -4,7 +4,7 @@
   <w:body>
     <w:p>
       <w:r>
-        <w:t>Rates correlations: Over the last 30 trading days, all major equity indexes have moved inversely with 10-year yields, with the Russell 2000 showing the strongest equity-rate linkage and thus the most pronounced rate sensitivity among the equity benchmarks. The S&amp;P 500 and Nasdaq 100 show moderate negative correlations, indicating that rising yields have tended to coincide with weaker large-cap and growth performance, but less so than for small caps. Sector-wise, Financials and Utilities are both negatively tied to yields as well, suggesting that recent rate moves have not provided the typical support to banks and have remained a clear headwind for defensive yield-oriented stocks.</w:t>
+        <w:t>Rates correlations: Over the last 30 trading days, all major equity and sector indexes have moved inversely with 10-year yields, with small caps (Russell 2000) showing the most pronounced equity-rate sensitivity. The Russell’s consistently strong negative correlations across 15D, 30D, and 90D suggest that rate moves have been a particularly important driver for smaller, more domestically focused companies. Large-cap growth (Nasdaq 100), broad equities (S&amp;P 500), and rate-sensitive sectors like Financials and Utilities also show meaningful negative linkages, but the influence is less concentrated than in small caps.</w:t>
       </w:r>
     </w:p>
     <w:sectPr>

--- a/data/tnx_correlation_bottom_line.docx
+++ b/data/tnx_correlation_bottom_line.docx
@@ -4,7 +4,7 @@
   <w:body>
     <w:p>
       <w:r>
-        <w:t>Rates correlations: Over the last 30 trading days, all major equity and sector indexes have moved inversely with 10-year yields, with small caps (Russell 2000) showing the most pronounced equity-rate sensitivity. The Russell’s consistently strong negative correlations across 15D, 30D, and 90D suggest that rate moves have been a particularly important driver for smaller, more domestically focused companies. Large-cap growth (Nasdaq 100), broad equities (S&amp;P 500), and rate-sensitive sectors like Financials and Utilities also show meaningful negative linkages, but the influence is less concentrated than in small caps.</w:t>
+        <w:t>Rates correlations: Over the last 30 trading days, US equities have shown broadly negative sensitivity to moves in the 10-year yield, with the Russell 2000 standing out as the most rate‑sensitive equity index and keeping that linkage strong across 15D and 90D windows. Large-cap benchmarks (S&amp;P 500 and Nasdaq 100) also exhibit steady, moderately negative correlations, suggesting that higher yields have generally coincided with weaker equity returns. Sector-wise, Financials and Utilities are both negatively tied to yields as well, implying that recent rate moves have not provided the usual relative support to banks and that defensives have remained pressured by higher discount rates. Overall, rate sensitivity is moderately widespread rather than concentrated in a single equity sector or style.</w:t>
       </w:r>
     </w:p>
     <w:sectPr>

--- a/data/tnx_correlation_bottom_line.docx
+++ b/data/tnx_correlation_bottom_line.docx
@@ -4,7 +4,7 @@
   <w:body>
     <w:p>
       <w:r>
-        <w:t>Rates correlations: Over the last 30 trading days, US equities have shown broadly negative sensitivity to moves in the 10-year yield, with the Russell 2000 standing out as the most rate‑sensitive equity index and keeping that linkage strong across 15D and 90D windows. Large-cap benchmarks (S&amp;P 500 and Nasdaq 100) also exhibit steady, moderately negative correlations, suggesting that higher yields have generally coincided with weaker equity returns. Sector-wise, Financials and Utilities are both negatively tied to yields as well, implying that recent rate moves have not provided the usual relative support to banks and that defensives have remained pressured by higher discount rates. Overall, rate sensitivity is moderately widespread rather than concentrated in a single equity sector or style.</w:t>
+        <w:t>Rates correlations: Over the last 30 trading days, broad U. S. equities have moved inversely with the 10-year yield, with the S&amp;P 500 and Nasdaq showing moderate rate sensitivity and the Russell 2000 displaying the most pronounced equity linkage to yields. The negative correlation for financials is notable, suggesting that higher yields have recently coincided with weaker bank and financial shares rather than the textbook positive relationship.</w:t>
       </w:r>
     </w:p>
     <w:sectPr>

--- a/data/tnx_correlation_bottom_line.docx
+++ b/data/tnx_correlation_bottom_line.docx
@@ -4,7 +4,7 @@
   <w:body>
     <w:p>
       <w:r>
-        <w:t>Rates correlations: Over the last 30 trading days, broad U. S. equities have moved inversely with the 10-year yield, with the S&amp;P 500 and Nasdaq showing moderate rate sensitivity and the Russell 2000 displaying the most pronounced equity linkage to yields. The negative correlation for financials is notable, suggesting that higher yields have recently coincided with weaker bank and financial shares rather than the textbook positive relationship.</w:t>
+        <w:t>Rates correlations: Over the last 30 trading days, major equity benchmarks and rate-sensitive sectors have shown broadly negative relationships with the 10-year yield, with the S&amp;P 500 and Russell 2000 both displaying notable downside when yields rise. The Russell 2000 stands out with particularly strong and persistent negative rate sensitivity, as its 15D and 90D correlations remain more negative than those of the S&amp;P 500 or Nasdaq 100, indicating that the influence of rates is relatively concentrated in small caps. Financials and Utilities also lean negatively to yields, but with somewhat milder and less persistent linkage compared with small caps and broad equities.</w:t>
       </w:r>
     </w:p>
     <w:sectPr>

--- a/data/tnx_correlation_bottom_line.docx
+++ b/data/tnx_correlation_bottom_line.docx
@@ -4,7 +4,7 @@
   <w:body>
     <w:p>
       <w:r>
-        <w:t>Rates correlations: Over the last 30 trading days, major equity benchmarks and rate-sensitive sectors have shown broadly negative relationships with the 10-year yield, with the S&amp;P 500 and Russell 2000 both displaying notable downside when yields rise. The Russell 2000 stands out with particularly strong and persistent negative rate sensitivity, as its 15D and 90D correlations remain more negative than those of the S&amp;P 500 or Nasdaq 100, indicating that the influence of rates is relatively concentrated in small caps. Financials and Utilities also lean negatively to yields, but with somewhat milder and less persistent linkage compared with small caps and broad equities.</w:t>
+        <w:t>Rates correlations: Over the last 30 trading days, major equity indexes have shown broadly negative sensitivity to rising 10Y yields, with the S&amp;P 500 and Russell 2000 moving similarly and the Nasdaq 100 somewhat less tightly linked. The Russell 2000 stands out as the most rate‑sensitive equity benchmark, given its persistently strong negative correlations across 15D, 30D, and especially 90D windows. Sector-wise, Utilities now show rate sensitivity comparable to the broad indexes, while Financials remain negatively linked to yields, suggesting higher rates have not recently provided their typical support to the group.</w:t>
       </w:r>
     </w:p>
     <w:sectPr>

--- a/data/tnx_correlation_bottom_line.docx
+++ b/data/tnx_correlation_bottom_line.docx
@@ -4,7 +4,7 @@
   <w:body>
     <w:p>
       <w:r>
-        <w:t>Rates correlations: Over the last 30 trading days, major equity indexes have shown broadly negative sensitivity to rising 10Y yields, with the S&amp;P 500 and Russell 2000 moving similarly and the Nasdaq 100 somewhat less tightly linked. The Russell 2000 stands out as the most rate‑sensitive equity benchmark, given its persistently strong negative correlations across 15D, 30D, and especially 90D windows. Sector-wise, Utilities now show rate sensitivity comparable to the broad indexes, while Financials remain negatively linked to yields, suggesting higher rates have not recently provided their typical support to the group.</w:t>
+        <w:t>Rates correlations: Over the last 30 trading days, equities and defensives have shown broadly negative sensitivity to moves in the 10-year yield, with the S&amp;P 500, Nasdaq 100, Russell 2000, and Utilities all weakening when yields rise. Among major equity indexes, rate influence is most concentrated in the S&amp;P 500 and Utilities, which currently share the strongest negative stock‑index/sector linkage to yields. The Russell 2000’s 30-day correlation is moderately negative but sits between a very rate‑sensitive 90-day backdrop and a sharper short-term 15-day reading, suggesting its sensitivity has remained elevated but somewhat variable. Financials are still negatively tied to yields, but meaningfully less so than the broad equity benchmarks and rate‑sensitive defensives.</w:t>
       </w:r>
     </w:p>
     <w:sectPr>

--- a/data/tnx_correlation_bottom_line.docx
+++ b/data/tnx_correlation_bottom_line.docx
@@ -4,7 +4,7 @@
   <w:body>
     <w:p>
       <w:r>
-        <w:t>Rates correlations: Over the last 30 trading days, equities and defensives have shown broadly negative sensitivity to moves in the 10-year yield, with the S&amp;P 500, Nasdaq 100, Russell 2000, and Utilities all weakening when yields rise. Among major equity indexes, rate influence is most concentrated in the S&amp;P 500 and Utilities, which currently share the strongest negative stock‑index/sector linkage to yields. The Russell 2000’s 30-day correlation is moderately negative but sits between a very rate‑sensitive 90-day backdrop and a sharper short-term 15-day reading, suggesting its sensitivity has remained elevated but somewhat variable. Financials are still negatively tied to yields, but meaningfully less so than the broad equity benchmarks and rate‑sensitive defensives.</w:t>
+        <w:t>Rates correlations: Over the last 30 trading days, broad U. S. equities have shown meaningful negative sensitivity to rising 10-year yields, with the S&amp;P 500 and Russell 2000 moving more inversely than the Nasdaq 100, and the Russell’s 90-day reading reinforcing a persistently tight link to rates. Utilities stand out with some of the strongest and most consistent negative correlations among sectors, highlighting concentrated rate sensitivity there.</w:t>
       </w:r>
     </w:p>
     <w:sectPr>

--- a/data/tnx_correlation_bottom_line.docx
+++ b/data/tnx_correlation_bottom_line.docx
@@ -4,7 +4,7 @@
   <w:body>
     <w:p>
       <w:r>
-        <w:t>Rates correlations: Over the last 30 trading days, broad U. S. equities have shown meaningful negative sensitivity to rising 10-year yields, with the S&amp;P 500 and Russell 2000 moving more inversely than the Nasdaq 100, and the Russell’s 90-day reading reinforcing a persistently tight link to rates. Utilities stand out with some of the strongest and most consistent negative correlations among sectors, highlighting concentrated rate sensitivity there.</w:t>
+        <w:t>Rates correlations: Over the last 30 trading days, U. S. equities have shown broadly negative sensitivity to moves in the 10-year yield, with the S&amp;P 500 and Russell 2000 more tightly linked to rates than the Nasdaq 100. The Russell 2000’s 90-day correlation is even more negative than its 30-day reading, pointing to a more persistent rate sensitivity in small caps.</w:t>
       </w:r>
     </w:p>
     <w:sectPr>

--- a/data/tnx_correlation_bottom_line.docx
+++ b/data/tnx_correlation_bottom_line.docx
@@ -4,7 +4,7 @@
   <w:body>
     <w:p>
       <w:r>
-        <w:t>Rates correlations: Over the last 30 trading days, U. S. equities have shown broadly negative sensitivity to moves in the 10-year yield, with the S&amp;P 500 and Russell 2000 more tightly linked to rates than the Nasdaq 100. The Russell 2000’s 90-day correlation is even more negative than its 30-day reading, pointing to a more persistent rate sensitivity in small caps.</w:t>
+        <w:t>Rates correlations: Over the last 30 trading days, all major equity indices have shown clear negative sensitivity to rising 10-year yields, with the S&amp;P 500 and Russell 2000 the most responsive among them and the Nasdaq somewhat less so. The Russell’s 90-day reading is notably more negative than its 30-day figure, suggesting rate sensitivity there has been elevated for longer, while the S&amp;P’s and Nasdaq’s correlations have strengthened more recently. Sector-wise, Utilities appear more rate-sensitive than Financials at the 30-day horizon, underscoring that higher yields have been more of a headwind for bond-proxy sectors than for banks.</w:t>
       </w:r>
     </w:p>
     <w:sectPr>

--- a/data/tnx_correlation_bottom_line.docx
+++ b/data/tnx_correlation_bottom_line.docx
@@ -4,7 +4,7 @@
   <w:body>
     <w:p>
       <w:r>
-        <w:t>Rates correlations: Over the last 30 trading days, all major equity indices have shown clear negative sensitivity to rising 10-year yields, with the S&amp;P 500 and Russell 2000 the most responsive among them and the Nasdaq somewhat less so. The Russell’s 90-day reading is notably more negative than its 30-day figure, suggesting rate sensitivity there has been elevated for longer, while the S&amp;P’s and Nasdaq’s correlations have strengthened more recently. Sector-wise, Utilities appear more rate-sensitive than Financials at the 30-day horizon, underscoring that higher yields have been more of a headwind for bond-proxy sectors than for banks.</w:t>
+        <w:t>Rates correlations: Over the last 30 trading days, major equity indexes and defensives have moved mostly opposite to 10-year yields, with the S&amp;P 500, Nasdaq 100, Russell 2000, and Utilities all showing moderately strong negative sensitivity. That pressure is most pronounced in small caps, where the Russell 2000’s correlation is both elevated and persistent versus its 90-day reading. Financials remain negatively linked to yields but notably less so than the broad market, indicating that equity rate sensitivity is not concentrated in that sector.</w:t>
       </w:r>
     </w:p>
     <w:sectPr>

--- a/data/tnx_correlation_bottom_line.docx
+++ b/data/tnx_correlation_bottom_line.docx
@@ -4,7 +4,7 @@
   <w:body>
     <w:p>
       <w:r>
-        <w:t>Rates correlations: Over the last 30 trading days, major equity indexes and defensives have moved mostly opposite to 10-year yields, with the S&amp;P 500, Nasdaq 100, Russell 2000, and Utilities all showing moderately strong negative sensitivity. That pressure is most pronounced in small caps, where the Russell 2000’s correlation is both elevated and persistent versus its 90-day reading. Financials remain negatively linked to yields but notably less so than the broad market, indicating that equity rate sensitivity is not concentrated in that sector.</w:t>
+        <w:t>Rates correlations: Over the last 30 trading days, major equity indices have shown broadly negative sensitivity to moves in the 10-year yield, with the S&amp;P 500 and Russell 2000 both moderately inverse and the Nasdaq somewhat less so than in the very short term. Rate sensitivity in small caps and utilities is notable, as both show consistently negative correlations across 15D, 30D, and 90D windows. Financials remain less tied to rate moves than the broad market, with only mild and fairly stable negative correlations.</w:t>
       </w:r>
     </w:p>
     <w:sectPr>

--- a/data/tnx_correlation_bottom_line.docx
+++ b/data/tnx_correlation_bottom_line.docx
@@ -4,7 +4,7 @@
   <w:body>
     <w:p>
       <w:r>
-        <w:t>Rates correlations: Over the last 30 trading days, major equity indices have shown broadly negative sensitivity to moves in the 10-year yield, with the S&amp;P 500 and Russell 2000 both moderately inverse and the Nasdaq somewhat less so than in the very short term. Rate sensitivity in small caps and utilities is notable, as both show consistently negative correlations across 15D, 30D, and 90D windows. Financials remain less tied to rate moves than the broad market, with only mild and fairly stable negative correlations.</w:t>
+        <w:t>Rates correlations: Over the last 30 trading days, broad US equities and utilities have shown clearly negative sensitivity to moves in the 10-year yield, with the S&amp;P 500, Russell 2000, Nasdaq 100, and Utilities all tending to fall when yields rise. The Russell 2000 and S&amp;P 500 show the most pronounced equity-rate linkage, and that equity-rate sensitivity is fairly persistent when compared with their 90-day patterns. Financials are less tightly linked to rates in the recent 30-day window, and their near-zero 15-day reading suggests that any rate influence there is weaker and more mixed in the very short term. Overall, rate sensitivity is meaningful across most risk assets but not concentrated in a single equity sector.</w:t>
       </w:r>
     </w:p>
     <w:sectPr>
